--- a/Articles/2026/3_DaVinci_Tips_and_Tricks/11_Fix_Slow_Clips_Render_in_Place/SEO for DaVinci.docx
+++ b/Articles/2026/3_DaVinci_Tips_and_Tricks/11_Fix_Slow_Clips_Render_in_Place/SEO for DaVinci.docx
@@ -19,7 +19,7 @@
         <w:t>" content="</w:t>
       </w:r>
       <w:r>
-        <w:t>10 How to Change Clip Speed and Duration in DaVinci Resolve</w:t>
+        <w:t>11 How to Fix Slow or Choppy Clips in DaVinci Resolve Using Render in Place</w:t>
       </w:r>
       <w:r>
         <w:t>"&gt;</w:t>
@@ -210,7 +210,13 @@
         <w:t>" content="</w:t>
       </w:r>
       <w:r>
-        <w:t>May 8, 2026</w:t>
+        <w:t xml:space="preserve">May </w:t>
+      </w:r>
+      <w:r>
+        <w:t>26</w:t>
+      </w:r>
+      <w:r>
+        <w:t>, 2026</w:t>
       </w:r>
       <w:r>
         <w:t>" /&gt;</w:t>
@@ -247,7 +253,7 @@
         <w:t xml:space="preserve"> Enlightenment</w:t>
       </w:r>
       <w:r>
-        <w:t>/Articles/2026/3_DaVinci_Tips_and_Tricks/1_What_is_DaVinci/1_What_Is_DaVinci.html</w:t>
+        <w:t>/Articles/2026/3_DaVinci_Tips_and_Tricks/11_Fix_Slow_Clips_Render_in_Place/11_How_to_Fix_Slow_or_Choppy_Clips_in_DaVinci_Resolve_Using_Render_in_Place.html</w:t>
       </w:r>
       <w:r>
         <w:t>"&gt;</w:t>

--- a/Articles/2026/3_DaVinci_Tips_and_Tricks/11_Fix_Slow_Clips_Render_in_Place/SEO for DaVinci.docx
+++ b/Articles/2026/3_DaVinci_Tips_and_Tricks/11_Fix_Slow_Clips_Render_in_Place/SEO for DaVinci.docx
@@ -250,7 +250,7 @@
         <w:t>/</w:t>
       </w:r>
       <w:r>
-        <w:t xml:space="preserve"> Enlightenment</w:t>
+        <w:t>Enlightenment</w:t>
       </w:r>
       <w:r>
         <w:t>/Articles/2026/3_DaVinci_Tips_and_Tricks/11_Fix_Slow_Clips_Render_in_Place/11_How_to_Fix_Slow_or_Choppy_Clips_in_DaVinci_Resolve_Using_Render_in_Place.html</w:t>
